--- a/e2e/fixtures/toc-hyperlink-tabs.docx
+++ b/e2e/fixtures/toc-hyperlink-tabs.docx
@@ -8,12 +8,18 @@
       </w:pPr>
       <w:hyperlink w:anchor="_Toc1">
         <w:r>
+          <w:rPr>
+            <w:rStyle w:val="Hyperlink"/>
+          </w:rPr>
           <w:t>1</w:t>
         </w:r>
         <w:r>
           <w:tab/>
         </w:r>
         <w:r>
+          <w:rPr>
+            <w:rStyle w:val="Hyperlink"/>
+          </w:rPr>
           <w:t>Introduction</w:t>
         </w:r>
         <w:r>
@@ -44,5 +50,12 @@
       </w:tabs>
     </w:pPr>
   </w:style>
+  <w:style w:type="character" w:styleId="Hyperlink">
+    <w:name w:val="Hyperlink"/>
+    <w:rPr>
+      <w:color w:val="0000FF"/>
+      <w:u w:val="single"/>
+    </w:rPr>
+  </w:style>
 </w:styles>
 </file>